--- a/examples/self-documentation/agent-doc-generator-development-guide.docx
+++ b/examples/self-documentation/agent-doc-generator-development-guide.docx
@@ -3693,7 +3693,7 @@
           <w:sz w:val="18"/>
           <w:szCs w:val="18"/>
         </w:rPr>
-        <w:t xml:space="preserve">$env:PLAYWRIGHT_PATH = "C:\path\to\playwright-core"
+        <w:t xml:space="preserve">npm install -D playwright-core
 node prepare-images.mjs image-plan.json
 $env:NODE_PATH = npm root -g
 node gen_doc.js</w:t>
